--- a/flow/20230914_vu_template/В,У - Мінея/09-Вересень/20-__-кн_Михаїла.docx
+++ b/flow/20230914_vu_template/В,У - Мінея/09-Вересень/20-__-кн_Михаїла.docx
@@ -1264,7 +1264,7 @@
           <w:sz w:val="24"/>
           <w:szCs w:val="24"/>
         </w:rPr>
-        <w:t>Виходить чоловік до свого діла,* і до своєї праці аж до вечора.</w:t>
+        <w:t>Виходить людина до свого діла,* і до своєї праці аж до вечора.</w:t>
       </w:r>
     </w:p>
     <w:p>
@@ -1764,7 +1764,7 @@
           <w:sz w:val="24"/>
           <w:szCs w:val="24"/>
         </w:rPr>
-        <w:t xml:space="preserve"> нас достойними любити і боятися тебе від усього серця нашого і творити в усьому волю твою. Бо ти є добрий і чоловіколюбний Бог, і тобі славу віддаємо: Отцю, і Сину, і Святому Духові, нині і повсякчас, і на віки віків. Амінь.</w:t>
+        <w:t xml:space="preserve"> нас достойними любити і боятися тебе від усього серця нашого і творити в усьому волю твою. Бо ти є добрий і людинолюбний Бог, і тобі славу віддаємо: Отцю, і Сину, і Святому Духові, нині і повсякчас, і на віки віків. Амінь.</w:t>
       </w:r>
     </w:p>
     <w:p>
@@ -1844,7 +1844,7 @@
           <w:sz w:val="24"/>
           <w:szCs w:val="24"/>
         </w:rPr>
-        <w:t>е, ніж ми просимо, або розуміємо. Самий ти, чоловіколюбний Царю, у всьому добрий, задовольни нас багатством твоїх ласк, щоб ми непостидною совістю призивали святе ім'я твоє; і не введи нас у спокусу, але визволь нас від злого, і провидінням твоїм дай нам у</w:t>
+        <w:t>е, ніж ми просимо, або розуміємо. Самий ти, людинолюбний Царю, у всьому добрий, задовольни нас багатством твоїх ласк, щоб ми непостидною совістю призивали святе ім'я твоє; і не введи нас у спокусу, але визволь нас від злого, і провидінням твоїм дай нам у</w:t>
       </w:r>
       <w:r>
         <w:rPr>
@@ -1888,7 +1888,7 @@
           <w:sz w:val="24"/>
           <w:szCs w:val="24"/>
         </w:rPr>
-        <w:t>адай твої милості і ласки, відвідай нас у твоїй доброті і дай нам пройти й останок нинішнього дня вільним від різних затій лукавого, і збережи наше життя без напастувань, благодаттю Святого твого Духа, − милістю, щедротами і чоловіколюб'ям єдинородного Син</w:t>
+        <w:t>адай твої милості і ласки, відвідай нас у твоїй доброті і дай нам пройти й останок нинішнього дня вільним від різних затій лукавого, і збережи наше життя без напастувань, благодаттю Святого твого Духа, − милістю, щедротами і людинолюб'ям єдинородного Син</w:t>
       </w:r>
       <w:r>
         <w:rPr>
@@ -1932,7 +1932,7 @@
           <w:sz w:val="24"/>
           <w:szCs w:val="24"/>
         </w:rPr>
-        <w:t xml:space="preserve">іцяне царство уділеними ласками впродовж цього дня, остерігши нас від усякого лиха! Дай нам і решту непорочно докінчити перед святою твоєю славою і величати тебе одного і доброго, і чоловіколюбного Бога нашого. Бо ти Бог наш і тобі славу віддаємо: Отцю, і </w:t>
+        <w:t xml:space="preserve">іцяне царство уділеними ласками впродовж цього дня, остерігши нас від усякого лиха! Дай нам і решту непорочно докінчити перед святою твоєю славою і величати тебе одного і доброго, і людинолюбного Бога нашого. Бо ти Бог наш і тобі славу віддаємо: Отцю, і </w:t>
       </w:r>
       <w:r>
         <w:rPr>
@@ -1976,7 +1976,7 @@
           <w:sz w:val="24"/>
           <w:szCs w:val="24"/>
         </w:rPr>
-        <w:t xml:space="preserve"> і зорі, щоб володіли ніччю, нас же грішних вчинив достойними і в теперішню годину стати перед твоїм обличчям, щоб тебе визнавати і принести тобі вечірнє славослов'я. Направ, Чоловіколюбче, молитву нашу, немов кадило, перед тобою і прийми її, як благовонни</w:t>
+        <w:t xml:space="preserve"> і зорі, щоб володіли ніччю, нас же грішних вчинив достойними і в теперішню годину стати перед твоїм обличчям, щоб тебе визнавати і принести тобі вечірнє славослов'я. Направ, Людинолюбче, молитву нашу, немов кадило, перед тобою і прийми її, як благовонни</w:t>
       </w:r>
       <w:r>
         <w:rPr>
@@ -2000,7 +2000,7 @@
           <w:sz w:val="24"/>
           <w:szCs w:val="24"/>
         </w:rPr>
-        <w:t xml:space="preserve">воїх людей провини. Відвідай їх задля молитов святої Богородиці. Бо ти є добрий і чоловіколюбний </w:t>
+        <w:t xml:space="preserve">воїх людей провини. Відвідай їх задля молитов святої Богородиці. Бо ти є добрий і людинолюбний </w:t>
       </w:r>
       <w:r>
         <w:rPr>
@@ -6942,7 +6942,7 @@
           <w:sz w:val="24"/>
           <w:szCs w:val="24"/>
         </w:rPr>
-        <w:t>моєму богові,* славою світу цього зо мною насолодитеся»;* та в надії обманувся і в ділах рук своїх зав’язнув грішник.* Молитвами, Христе, Твоїх угодників* від такої нелюдяности ізбав душі наші,* як єдиний милосердний і чоловіколюбний!</w:t>
+        <w:t>моєму богові,* славою світу цього зо мною насолодитеся»;* та в надії обманувся і в ділах рук своїх зав’язнув грішник.* Молитвами, Христе, Твоїх угодників* від такої нелюдяности ізбав душі наші,* як єдиний милосердний і людинолюбний!</w:t>
       </w:r>
     </w:p>
     <w:p>
@@ -9700,7 +9700,7 @@
           <w:szCs w:val="24"/>
           <w:u w:val="single"/>
         </w:rPr>
-        <w:t>лав, щоб правити днем, а місяць і зорі, щоб володіли ніччю, нас же грішних вчинив достойними і в теперішню годину стати перед твоїм обличчям, щоб тебе визнавати і принести тобі вечірнє славослов'я. Направ, Чоловіколюбче, молитву нашу, немов кадило, перед т</w:t>
+        <w:t>лав, щоб правити днем, а місяць і зорі, щоб володіли ніччю, нас же грішних вчинив достойними і в теперішню годину стати перед твоїм обличчям, щоб тебе визнавати і принести тобі вечірнє славослов'я. Направ, Людинолюбче, молитву нашу, немов кадило, перед т</w:t>
       </w:r>
       <w:r>
         <w:rPr>
@@ -10000,7 +10000,7 @@
           <w:sz w:val="24"/>
           <w:szCs w:val="24"/>
         </w:rPr>
-        <w:t xml:space="preserve"> Господи, Боже наш, що прихилив небо і зійшов на спасіння людського роду! Зглянься на слуг твоїх і на спадкоємство твоє, бо перед тобою, страшним і чоловіколюбним Суддею, слуги твої схилили свої голови і зігнули свої шиї, не від людей очік</w:t>
+        <w:t xml:space="preserve"> Господи, Боже наш, що прихилив небо і зійшов на спасіння людського роду! Зглянься на слуг твоїх і на спадкоємство твоє, бо перед тобою, страшним і людинолюбним Суддею, слуги твої схилили свої голови і зігнули свої шиї, не від людей очік</w:t>
       </w:r>
       <w:r>
         <w:rPr>
@@ -11912,7 +11912,7 @@
           <w:sz w:val="24"/>
           <w:szCs w:val="24"/>
         </w:rPr>
-        <w:t>, і всіх святих, помилує і спасе нас, як благий і чоловіколюбець.</w:t>
+        <w:t>, і всіх святих, помилує і спасе нас, як благий і людинолюбний.</w:t>
       </w:r>
     </w:p>
     <w:p>
@@ -13454,7 +13454,7 @@
           <w:sz w:val="24"/>
           <w:szCs w:val="24"/>
         </w:rPr>
-        <w:t>Мене залічено до тих, що сходять у яму.* Я став як чоловік, що допомоги не має.</w:t>
+        <w:t>Мене залічено до тих, що сходять у яму.* Я став як людина, що допомоги не має.</w:t>
       </w:r>
     </w:p>
     <w:p>
@@ -15152,7 +15152,7 @@
           <w:sz w:val="24"/>
           <w:szCs w:val="24"/>
         </w:rPr>
-        <w:t xml:space="preserve">к Добрий і Чоловіколюбець, аж до останнього нашого віддиху появляти тобі жертву справедливости й приноси на святих твоїх жертовниках, милістю і ласками і чоловіколюб'ям єдинородного Сина твого, з яким ти є благословенний з пресвятим, добрим і животворящим </w:t>
+        <w:t xml:space="preserve">к Добрий і Людинолюбець, аж до останнього нашого віддиху появляти тобі жертву справедливости й приноси на святих твоїх жертовниках, милістю і ласками і людинолюб'ям єдинородного Сина твого, з яким ти є благословенний з пресвятим, добрим і животворящим </w:t>
       </w:r>
       <w:r>
         <w:rPr>
@@ -17230,7 +17230,7 @@
           <w:sz w:val="24"/>
           <w:szCs w:val="24"/>
         </w:rPr>
-        <w:t xml:space="preserve"> Дереву хреста твого поклоняємось, Чоловіколюбче,* бо на ньому ти – Життя всіх, розп'явся і відчинив, Спасе, рай розбійникові,* що з вірою до тебе звернувся* і сподобився</w:t>
+        <w:t xml:space="preserve"> Дереву хреста твого поклоняємось, Людинолюбче,* бо на ньому ти – Життя всіх, розп'явся і відчинив, Спасе, рай розбійникові,* що з вірою до тебе звернувся* і сподобився</w:t>
       </w:r>
       <w:r>
         <w:rPr>
@@ -17611,7 +17611,7 @@
           <w:sz w:val="24"/>
           <w:szCs w:val="24"/>
         </w:rPr>
-        <w:t>Бо Ти благий і Чоловіколюбець Бог єси і Тобі славу возсилаємо Отцю, і Сину, і Святому Духові</w:t>
+        <w:t>Бо Ти благий і Людинолюбець Бог єси і Тобі славу возсилаємо Отцю, і Сину, і Святому Духові</w:t>
       </w:r>
       <w:r>
         <w:rPr>
@@ -18267,7 +18267,7 @@
           <w:szCs w:val="24"/>
           <w:u w:val="single"/>
         </w:rPr>
-        <w:t xml:space="preserve">ас від лиця твого, але дозволь, як Добрий і Чоловіколюбець, аж до останнього нашого віддиху появляти тобі жертву справедливости й приноси на святих твоїх жертовниках, милістю і ласками і чоловіколюб'ям єдинородного Сина твого, з яким ти є благословенний з </w:t>
+        <w:t xml:space="preserve">ас від лиця твого, але дозволь, як Добрий і Людинолюбець, аж до останнього нашого віддиху появляти тобі жертву справедливости й приноси на святих твоїх жертовниках, милістю і ласками і людинолюб'ям єдинородного Сина твого, з яким ти є благословенний з </w:t>
       </w:r>
       <w:r>
         <w:rPr>
@@ -23694,7 +23694,7 @@
           <w:sz w:val="24"/>
           <w:szCs w:val="24"/>
         </w:rPr>
-        <w:t>ня! Перед тобою схилили ми голови, душі й тіла, і молимося до тебе, Святий святих: Простягни руку твою невидиму від святого житла твого і благослови всіх нас; а якщо ми де в чому згрішили добровільно чи недобровільно, як добрий і чоловіколюбний Бог, прости</w:t>
+        <w:t>ня! Перед тобою схилили ми голови, душі й тіла, і молимося до тебе, Святий святих: Простягни руку твою невидиму від святого житла твого і благослови всіх нас; а якщо ми де в чому згрішили добровільно чи недобровільно, як добрий і людинолюбний Бог, прости</w:t>
       </w:r>
       <w:r>
         <w:rPr>
@@ -25252,7 +25252,7 @@
           <w:sz w:val="24"/>
           <w:szCs w:val="24"/>
         </w:rPr>
-        <w:t>, і всіх святих, помилує і спасе нас, як благий і чоловіколюбець.</w:t>
+        <w:t>, і всіх святих, помилує і спасе нас, як благий і людинолюбний.</w:t>
       </w:r>
     </w:p>
     <w:p>
